--- a/policies/build/masters_hco/HCO.MOM.7_v2_master.docx
+++ b/policies/build/masters_hco/HCO.MOM.7_v2_master.docx
@@ -773,7 +773,7 @@
           <w:sz w:val="22"/>
           <w:szCs w:val="22"/>
         </w:rPr>
-        <w:t xml:space="preserve">Boundaries: do not copy SHCO MOM wording. Do not overwrite HCO AAC or COP policies. Spell out abbreviations on first use in training materials. Guidebook Interpretation paragraphs were not available for MOM in this drafting environment — methods follow official OE text and chapter intent.</w:t>
+        <w:t xml:space="preserve">Boundaries: do not copy SHCO MOM wording. Do not overwrite HCO AAC or COP policies. Spell out abbreviations on first use in training materials. OE counts/levels/asterisks stay with the official portal Standards PDF. Method notes come from the Guidebook Interpretation paragraphs (scanned PDF md5 2c4489ee98de4ae9b49cba168ea9f42a).</w:t>
       </w:r>
     </w:p>
     <w:p>
@@ -1018,6 +1018,18 @@
     </w:p>
     <w:p>
       <w:pPr>
+        <w:spacing w:after="140"/>
+      </w:pPr>
+      <w:r>
+        <w:rPr>
+          <w:sz w:val="22"/>
+          <w:szCs w:val="22"/>
+        </w:rPr>
+        <w:t xml:space="preserve">Method note (from guidebook interpretation): Only a registered nurse or doctor with a minimum of MBBS qualification shall administer medication. In case there is any other category of staff authorised to administer medication, a legislation or government order shall back the same.</w:t>
+      </w:r>
+    </w:p>
+    <w:p>
+      <w:pPr>
         <w:pStyle w:val="Heading2"/>
         <w:spacing w:after="100" w:before="220"/>
       </w:pPr>
@@ -1051,6 +1063,18 @@
     </w:p>
     <w:p>
       <w:pPr>
+        <w:spacing w:after="140"/>
+      </w:pPr>
+      <w:r>
+        <w:rPr>
+          <w:sz w:val="22"/>
+          <w:szCs w:val="22"/>
+        </w:rPr>
+        <w:t xml:space="preserve">Method note (from guidebook interpretation): Labelling is required when more than one drug is prepared and loaded. Examples of these are anaesthetic drug preparation in OTs, chemotherapy drugs etc.</w:t>
+      </w:r>
+    </w:p>
+    <w:p>
+      <w:pPr>
         <w:pStyle w:val="Heading2"/>
         <w:spacing w:after="100" w:before="220"/>
       </w:pPr>
@@ -1084,6 +1108,18 @@
     </w:p>
     <w:p>
       <w:pPr>
+        <w:spacing w:after="140"/>
+      </w:pPr>
+      <w:r>
+        <w:rPr>
+          <w:sz w:val="22"/>
+          <w:szCs w:val="22"/>
+        </w:rPr>
+        <w:t xml:space="preserve">Method note (from guidebook interpretation): At a minimum, two identifiers shall be used for patient identification, with one of them being the unique identification number (for example hospital number/IP number, etc.) and full name of the patient. Refer to COP.1.b.</w:t>
+      </w:r>
+    </w:p>
+    <w:p>
+      <w:pPr>
         <w:pStyle w:val="Heading2"/>
         <w:spacing w:after="100" w:before="220"/>
       </w:pPr>
@@ -1124,6 +1160,18 @@
           <w:sz w:val="22"/>
           <w:szCs w:val="22"/>
         </w:rPr>
+        <w:t xml:space="preserve">Method note (from guidebook interpretation): Staff administering medications shall verify the medication order and ensure that medications are administered appropriately. The general appearance of the medication (for example melting, clumping, etc.) and the expiry dates shall be checked before administration. If any of the parameters concerning an order, such as name, strength, route or frequency or time are missing/incomplete, the medication administration shall be deferred, pending early verification by the treating team. In case the confirmation is obtained verbally, it shall be considered a verbal order and the procedure for verbal orders shall be adhered to. In case of high-risk medication(s), the verification shall be done by at least two staff (nurse-nurse or nurse-doctor), independently and documented. The nurses shall be knowledgeable regarding high-risk medications and shall be empowered to highlight prescription errors noted while verifying the orders.</w:t>
+      </w:r>
+    </w:p>
+    <w:p>
+      <w:pPr>
+        <w:spacing w:after="140"/>
+      </w:pPr>
+      <w:r>
+        <w:rPr>
+          <w:sz w:val="22"/>
+          <w:szCs w:val="22"/>
+        </w:rPr>
         <w:t xml:space="preserve">This is a CORE objective element — non-compliance is not acceptable for accreditation.</w:t>
       </w:r>
     </w:p>
@@ -1162,6 +1210,18 @@
     </w:p>
     <w:p>
       <w:pPr>
+        <w:spacing w:after="140"/>
+      </w:pPr>
+      <w:r>
+        <w:rPr>
+          <w:sz w:val="22"/>
+          <w:szCs w:val="22"/>
+        </w:rPr>
+        <w:t xml:space="preserve">Method note (from guidebook interpretation): The person administering the drug shall verify the strength from the medication order before administration. In case of discrepancy, medication administration shall be deferred. Refer to MOM.7.d.</w:t>
+      </w:r>
+    </w:p>
+    <w:p>
+      <w:pPr>
         <w:pStyle w:val="Heading2"/>
         <w:spacing w:after="100" w:before="220"/>
       </w:pPr>
@@ -1183,6 +1243,18 @@
     </w:p>
     <w:p>
       <w:pPr>
+        <w:spacing w:after="140"/>
+      </w:pPr>
+      <w:r>
+        <w:rPr>
+          <w:sz w:val="22"/>
+          <w:szCs w:val="22"/>
+        </w:rPr>
+        <w:t xml:space="preserve">Method note (from guidebook interpretation): Where applicable, the site/ route of administration shall also be verified. Refer to MOM.7.d.</w:t>
+      </w:r>
+    </w:p>
+    <w:p>
+      <w:pPr>
         <w:pStyle w:val="Heading2"/>
         <w:spacing w:after="100" w:before="220"/>
       </w:pPr>
@@ -1204,6 +1276,18 @@
     </w:p>
     <w:p>
       <w:pPr>
+        <w:spacing w:after="140"/>
+      </w:pPr>
+      <w:r>
+        <w:rPr>
+          <w:sz w:val="22"/>
+          <w:szCs w:val="22"/>
+        </w:rPr>
+        <w:t xml:space="preserve">Method note (from guidebook interpretation): The organisation shall have documentation to support the time of administration of drugs for which the time has not been written. For example, 1-1-1, BD etc. The suggested timings for these medicines have to be adhered. “ISMP Acute Care Guidelines for Timely Administration of Scheduled Medications” provide guidance on scheduling medications and classifies them into time-critical and non-time-critical. The organisation could adopt/adapt the same.</w:t>
+      </w:r>
+    </w:p>
+    <w:p>
+      <w:pPr>
         <w:pStyle w:val="Heading2"/>
         <w:spacing w:after="100" w:before="220"/>
       </w:pPr>
@@ -1244,6 +1328,18 @@
           <w:sz w:val="22"/>
           <w:szCs w:val="22"/>
         </w:rPr>
+        <w:t xml:space="preserve">Method note (from guidebook interpretation): The organisation ensures that inadvertent administration of a drug through the wrong route is avoided. This could be done by using design features that prevent misconnections and prompt the user to take the correct action. Intravenous (IV) extension tubes shall not be used for epidurals, irrigation, drains, and central lines or to extend enteric feeding tubes. Care shall be taken to position functionally dissimilar tubes used in patient care away from one another. Staff administering medications shall trace all lines from their origin to the connection port to verify attachments before making any connections or reconnections, or administering medications, solutions, or other products. Medication administration is documented.</w:t>
+      </w:r>
+    </w:p>
+    <w:p>
+      <w:pPr>
+        <w:spacing w:after="140"/>
+      </w:pPr>
+      <w:r>
+        <w:rPr>
+          <w:sz w:val="22"/>
+          <w:szCs w:val="22"/>
+        </w:rPr>
         <w:t xml:space="preserve">This objective element is asterisked in the official Standards PDF — documentation of the process is required.</w:t>
       </w:r>
     </w:p>
@@ -1294,6 +1390,18 @@
     </w:p>
     <w:p>
       <w:pPr>
+        <w:spacing w:after="140"/>
+      </w:pPr>
+      <w:r>
+        <w:rPr>
+          <w:sz w:val="22"/>
+          <w:szCs w:val="22"/>
+        </w:rPr>
+        <w:t xml:space="preserve">Method note (from guidebook interpretation): The organisation shall ensure that documentation of medication administration is done in a uniform location. It shall include the name of the medication, strength, route of administration, timing and the name/employee ID number and signature of the person who has administered the medication. Medicines administered shall be documented each time for each dose of the same medication separately. The records shall reflect the actual administration. For example, if brand Y was given in place of brand X (same generically), the documentation shall be of brand Y. Similarly, if the order was for a tablet of 250 mg, but the administration was /2a tablet of 500 mg, the latter shall be documented. In the case of infusions, it shall capture the start time, the rate/volume of infusion and end time. In case of continuous infusion, the drop rate/volume shall be documented and the total volume infused shall be calculated for each shift. = Commitment = Achievement = Excellence.</w:t>
+      </w:r>
+    </w:p>
+    <w:p>
+      <w:pPr>
         <w:pStyle w:val="Heading2"/>
         <w:spacing w:after="100" w:before="220"/>
       </w:pPr>
@@ -1334,6 +1442,18 @@
           <w:sz w:val="22"/>
           <w:szCs w:val="22"/>
         </w:rPr>
+        <w:t xml:space="preserve">Method note (from guidebook interpretation): At the outset, the organisation could define if it would permit the self-administration of medications. In case the organisation permits the same, the written guidance shall define the medications which the patient can self- administer. It is preferable that the organisation also incorporates a method for assisting self-administration of medications. The organisation shall ensure that the patient is reminded to take the medication (before every dose) and document the same. For example, self-administration of insulin. Commitment _ k. Measures to govern patient’s medications brought from outside the organisation shall be implemented.</w:t>
+      </w:r>
+    </w:p>
+    <w:p>
+      <w:pPr>
+        <w:spacing w:after="140"/>
+      </w:pPr>
+      <w:r>
+        <w:rPr>
+          <w:sz w:val="22"/>
+          <w:szCs w:val="22"/>
+        </w:rPr>
         <w:t xml:space="preserve">This objective element is asterisked in the official Standards PDF — documentation of the process is required.</w:t>
       </w:r>
     </w:p>
@@ -1368,6 +1488,18 @@
           <w:szCs w:val="22"/>
         </w:rPr>
         <w:t xml:space="preserve">Staff do not give an unidentified home tablet from a loose strip. The measures are written; this is an asterisked element.</w:t>
+      </w:r>
+    </w:p>
+    <w:p>
+      <w:pPr>
+        <w:spacing w:after="140"/>
+      </w:pPr>
+      <w:r>
+        <w:rPr>
+          <w:sz w:val="22"/>
+          <w:szCs w:val="22"/>
+        </w:rPr>
+        <w:t xml:space="preserve">Method note (from guidebook interpretation): At the outset, the organisation could define if it would permit the patient getting his/her medications. In case of the organisation permitting the same, written guidance shall include the pre-requisites for such a medication (for example, clear label with mention of the name, strength, expiry date, batch number etc.)</w:t>
       </w:r>
     </w:p>
     <w:p>
@@ -2575,24 +2707,41 @@
           <w:sz w:val="22"/>
           <w:szCs w:val="22"/>
         </w:rPr>
-        <w:t xml:space="preserve">National Accreditation Board for Hospitals and Healthcare Providers (NABH), Accreditation Standards for Hospitals, 6th Edition (January 2025) — Management of Medication, standard MOM.7. Official portal PDF.</w:t>
-      </w:r>
-    </w:p>
-    <w:p>
-      <w:pPr>
-        <w:pStyle w:val="ListParagraph"/>
-        <w:numPr>
-          <w:ilvl w:val="0"/>
-          <w:numId w:val="1"/>
-        </w:numPr>
-        <w:spacing w:after="60"/>
-      </w:pPr>
-      <w:r>
-        <w:rPr>
-          <w:sz w:val="22"/>
-          <w:szCs w:val="22"/>
-        </w:rPr>
-        <w:t xml:space="preserve">Internal documents of «Hospital Name»: written guidance, formulary, high-risk and emergency-medication lists, registers and incident forms named for MOM.7.</w:t>
+        <w:t xml:space="preserve">National Accreditation Board for Hospitals and Healthcare Providers (NABH), Accreditation Standards for Hospitals, 6th Edition (January 2025) — Management of Medication, standard MOM.7. Official portal PDF (OE text, counts, levels, asterisks).</w:t>
+      </w:r>
+    </w:p>
+    <w:p>
+      <w:pPr>
+        <w:pStyle w:val="ListParagraph"/>
+        <w:numPr>
+          <w:ilvl w:val="0"/>
+          <w:numId w:val="1"/>
+        </w:numPr>
+        <w:spacing w:after="60"/>
+      </w:pPr>
+      <w:r>
+        <w:rPr>
+          <w:sz w:val="22"/>
+          <w:szCs w:val="22"/>
+        </w:rPr>
+        <w:t xml:space="preserve">NABH Guidebook to Accreditation Standards for Hospitals, 6th Edition — MOM.7 interpretations (source PDF md5 2c4489ee98de4ae9b49cba168ea9f42a; OCR policies/source/hco6_mom_guidebook_ocr.txt).</w:t>
+      </w:r>
+    </w:p>
+    <w:p>
+      <w:pPr>
+        <w:pStyle w:val="ListParagraph"/>
+        <w:numPr>
+          <w:ilvl w:val="0"/>
+          <w:numId w:val="1"/>
+        </w:numPr>
+        <w:spacing w:after="60"/>
+      </w:pPr>
+      <w:r>
+        <w:rPr>
+          <w:sz w:val="22"/>
+          <w:szCs w:val="22"/>
+        </w:rPr>
+        <w:t xml:space="preserve">Internal documents of «Hospital Name»: Medication Management Manual, formulary, high-risk and emergency-medication lists, registers and incident forms named for MOM.7.</w:t>
       </w:r>
     </w:p>
     <w:p>

--- a/policies/build/masters_hco/HCO.MOM.7_v2_master.docx
+++ b/policies/build/masters_hco/HCO.MOM.7_v2_master.docx
@@ -773,7 +773,7 @@
           <w:sz w:val="22"/>
           <w:szCs w:val="22"/>
         </w:rPr>
-        <w:t xml:space="preserve">Boundaries: do not copy SHCO MOM wording. Do not overwrite HCO AAC or COP policies. Spell out abbreviations on first use in training materials. OE counts/levels/asterisks stay with the official portal Standards PDF. Method notes come from the Guidebook Interpretation paragraphs (scanned PDF md5 2c4489ee98de4ae9b49cba168ea9f42a).</w:t>
+        <w:t xml:space="preserve">Boundaries: do not overwrite HCO AAC or COP policies. Spell out abbreviations on first use in training materials. OE counts/levels/asterisks stay with the official portal Standards PDF. Method notes come from the Guidebook Interpretation paragraphs (scanned PDF md5 2c4489ee98de4ae9b49cba168ea9f42a).</w:t>
       </w:r>
     </w:p>
     <w:p>
@@ -1124,7 +1124,7 @@
         <w:spacing w:after="100" w:before="220"/>
       </w:pPr>
       <w:r>
-        <w:t xml:space="preserve">5.4 Medication is verified from the medication order and physically inspe...</w:t>
+        <w:t xml:space="preserve">5.4 Medication is verified from the medication order and physically...</w:t>
       </w:r>
     </w:p>
     <w:p>
@@ -1292,7 +1292,7 @@
         <w:spacing w:after="100" w:before="220"/>
       </w:pPr>
       <w:r>
-        <w:t xml:space="preserve">5.8 Measures to avoid catheter and tubing mis-connections during medicati...</w:t>
+        <w:t xml:space="preserve">5.8 Measures to avoid catheter and tubing mis-connections during medication...</w:t>
       </w:r>
     </w:p>
     <w:p>
@@ -1406,7 +1406,7 @@
         <w:spacing w:after="100" w:before="220"/>
       </w:pPr>
       <w:r>
-        <w:t xml:space="preserve">5.10 Measures to govern patient's self-administration of medications are i...</w:t>
+        <w:t xml:space="preserve">5.10 Measures to govern patient's self-administration of medications are...</w:t>
       </w:r>
     </w:p>
     <w:p>
@@ -1463,7 +1463,7 @@
         <w:spacing w:after="100" w:before="220"/>
       </w:pPr>
       <w:r>
-        <w:t xml:space="preserve">5.11 Measures to govern patient's medications brought from outside the org...</w:t>
+        <w:t xml:space="preserve">5.11 Measures to govern patient's medications brought from outside the...</w:t>
       </w:r>
     </w:p>
     <w:p>
@@ -1578,6 +1578,20 @@
       </w:pPr>
       <w:r>
         <w:t xml:space="preserve">7. Governance and responsibility</w:t>
+      </w:r>
+    </w:p>
+    <w:p>
+      <w:pPr>
+        <w:spacing w:after="20" w:before="100"/>
+      </w:pPr>
+      <w:r>
+        <w:rPr>
+          <w:b/>
+          <w:bCs/>
+          <w:sz w:val="22"/>
+          <w:szCs w:val="22"/>
+        </w:rPr>
+        <w:t xml:space="preserve">Medical Superintendent</w:t>
       </w:r>
     </w:p>
     <w:p>
@@ -1594,7 +1608,7 @@
           <w:sz w:val="22"/>
           <w:szCs w:val="22"/>
         </w:rPr>
-        <w:t xml:space="preserve">Medical Superintendent</w:t>
+        <w:t xml:space="preserve">Accountable that MOM.7 is resourced and followed.</w:t>
       </w:r>
     </w:p>
     <w:p>
@@ -1611,7 +1625,21 @@
           <w:sz w:val="22"/>
           <w:szCs w:val="22"/>
         </w:rPr>
-        <w:t xml:space="preserve">Accountable that MOM.7 is resourced and followed.</w:t>
+        <w:t xml:space="preserve">Designates the Medication Safety Officer (chapter intent) where that role is required for this standard.</w:t>
+      </w:r>
+    </w:p>
+    <w:p>
+      <w:pPr>
+        <w:spacing w:after="20" w:before="100"/>
+      </w:pPr>
+      <w:r>
+        <w:rPr>
+          <w:b/>
+          <w:bCs/>
+          <w:sz w:val="22"/>
+          <w:szCs w:val="22"/>
+        </w:rPr>
+        <w:t xml:space="preserve">Nursing Superintendent</w:t>
       </w:r>
     </w:p>
     <w:p>
@@ -1628,7 +1656,21 @@
           <w:sz w:val="22"/>
           <w:szCs w:val="22"/>
         </w:rPr>
-        <w:t xml:space="preserve">Designates the Medication Safety Officer (chapter intent) where that role is required for this standard.</w:t>
+        <w:t xml:space="preserve">Owns day-to-day implementation and records for this standard.</w:t>
+      </w:r>
+    </w:p>
+    <w:p>
+      <w:pPr>
+        <w:spacing w:after="20" w:before="100"/>
+      </w:pPr>
+      <w:r>
+        <w:rPr>
+          <w:b/>
+          <w:bCs/>
+          <w:sz w:val="22"/>
+          <w:szCs w:val="22"/>
+        </w:rPr>
+        <w:t xml:space="preserve">Medication Safety Officer</w:t>
       </w:r>
     </w:p>
     <w:p>
@@ -1645,7 +1687,21 @@
           <w:sz w:val="22"/>
           <w:szCs w:val="22"/>
         </w:rPr>
-        <w:t xml:space="preserve">Nursing Superintendent</w:t>
+        <w:t xml:space="preserve">Coordinates medication-safety processes that cut across MOM standards; brings incidents and audits to the Drug and Therapeutics Committee.</w:t>
+      </w:r>
+    </w:p>
+    <w:p>
+      <w:pPr>
+        <w:spacing w:after="20" w:before="100"/>
+      </w:pPr>
+      <w:r>
+        <w:rPr>
+          <w:b/>
+          <w:bCs/>
+          <w:sz w:val="22"/>
+          <w:szCs w:val="22"/>
+        </w:rPr>
+        <w:t xml:space="preserve">Pharmacy / nursing / treating doctors (as applicable)</w:t>
       </w:r>
     </w:p>
     <w:p>
@@ -1662,7 +1718,21 @@
           <w:sz w:val="22"/>
           <w:szCs w:val="22"/>
         </w:rPr>
-        <w:t xml:space="preserve">Owns day-to-day implementation and records for this standard.</w:t>
+        <w:t xml:space="preserve">Deliver the process as written; escalate stop-work triggers without delay.</w:t>
+      </w:r>
+    </w:p>
+    <w:p>
+      <w:pPr>
+        <w:spacing w:after="20" w:before="100"/>
+      </w:pPr>
+      <w:r>
+        <w:rPr>
+          <w:b/>
+          <w:bCs/>
+          <w:sz w:val="22"/>
+          <w:szCs w:val="22"/>
+        </w:rPr>
+        <w:t xml:space="preserve">Quality Coordinator</w:t>
       </w:r>
     </w:p>
     <w:p>
@@ -1679,7 +1749,28 @@
           <w:sz w:val="22"/>
           <w:szCs w:val="22"/>
         </w:rPr>
-        <w:t xml:space="preserve">Medication Safety Officer</w:t>
+        <w:t xml:space="preserve">Audits this policy «quarterly»; holds training acknowledgements.</w:t>
+      </w:r>
+    </w:p>
+    <w:p>
+      <w:pPr>
+        <w:pStyle w:val="Heading1"/>
+        <w:spacing w:after="120" w:before="280"/>
+      </w:pPr>
+      <w:r>
+        <w:t xml:space="preserve">8. Quality monitoring (RCA → CAPA)</w:t>
+      </w:r>
+    </w:p>
+    <w:p>
+      <w:pPr>
+        <w:spacing w:after="140"/>
+      </w:pPr>
+      <w:r>
+        <w:rPr>
+          <w:sz w:val="22"/>
+          <w:szCs w:val="22"/>
+        </w:rPr>
+        <w:t xml:space="preserve">The Quality Coordinator audits this policy «quarterly». The audit reviews:</w:t>
       </w:r>
     </w:p>
     <w:p>
@@ -1696,7 +1787,7 @@
           <w:sz w:val="22"/>
           <w:szCs w:val="22"/>
         </w:rPr>
-        <w:t xml:space="preserve">Coordinates medication-safety processes that cut across MOM standards; brings incidents and audits to the Drug and Therapeutics Committee.</w:t>
+        <w:t xml:space="preserve">Records for a sample of this standard's objective elements, checked against the What-we-do steps.</w:t>
       </w:r>
     </w:p>
     <w:p>
@@ -1713,7 +1804,7 @@
           <w:sz w:val="22"/>
           <w:szCs w:val="22"/>
         </w:rPr>
-        <w:t xml:space="preserve">Pharmacy / nursing / treating doctors (as applicable)</w:t>
+        <w:t xml:space="preserve">Documentary evidence is on file for each asterisked objective element in the sample.</w:t>
       </w:r>
     </w:p>
     <w:p>
@@ -1730,7 +1821,7 @@
           <w:sz w:val="22"/>
           <w:szCs w:val="22"/>
         </w:rPr>
-        <w:t xml:space="preserve">Deliver the process as written; escalate stop-work triggers without delay.</w:t>
+        <w:t xml:space="preserve">CORE objective elements show no critical gaps in the sample.</w:t>
       </w:r>
     </w:p>
     <w:p>
@@ -1747,125 +1838,19 @@
           <w:sz w:val="22"/>
           <w:szCs w:val="22"/>
         </w:rPr>
-        <w:t xml:space="preserve">Quality Coordinator</w:t>
-      </w:r>
-    </w:p>
-    <w:p>
-      <w:pPr>
-        <w:pStyle w:val="ListParagraph"/>
-        <w:numPr>
-          <w:ilvl w:val="0"/>
-          <w:numId w:val="1"/>
-        </w:numPr>
-        <w:spacing w:after="60"/>
-      </w:pPr>
-      <w:r>
-        <w:rPr>
-          <w:sz w:val="22"/>
-          <w:szCs w:val="22"/>
-        </w:rPr>
-        <w:t xml:space="preserve">Audits this policy «quarterly»; holds training acknowledgements.</w:t>
-      </w:r>
-    </w:p>
-    <w:p>
-      <w:pPr>
-        <w:pStyle w:val="Heading1"/>
-        <w:spacing w:after="120" w:before="280"/>
-      </w:pPr>
-      <w:r>
-        <w:t xml:space="preserve">8. Quality monitoring (RCA → CAPA)</w:t>
-      </w:r>
-    </w:p>
-    <w:p>
-      <w:pPr>
-        <w:spacing w:after="140"/>
-      </w:pPr>
-      <w:r>
-        <w:rPr>
-          <w:sz w:val="22"/>
-          <w:szCs w:val="22"/>
-        </w:rPr>
-        <w:t xml:space="preserve">The Quality Coordinator audits this policy «quarterly».</w:t>
-      </w:r>
-    </w:p>
-    <w:p>
-      <w:pPr>
-        <w:spacing w:after="140"/>
-      </w:pPr>
-      <w:r>
-        <w:rPr>
-          <w:sz w:val="22"/>
-          <w:szCs w:val="22"/>
-        </w:rPr>
-        <w:t xml:space="preserve">What is monitored each quarter:</w:t>
-      </w:r>
-    </w:p>
-    <w:p>
-      <w:pPr>
-        <w:pStyle w:val="ListParagraph"/>
-        <w:numPr>
-          <w:ilvl w:val="0"/>
-          <w:numId w:val="1"/>
-        </w:numPr>
-        <w:spacing w:after="60"/>
-      </w:pPr>
-      <w:r>
-        <w:rPr>
-          <w:sz w:val="22"/>
-          <w:szCs w:val="22"/>
-        </w:rPr>
-        <w:t xml:space="preserve">Sample of records for each OE MOM.7.a–k.</w:t>
-      </w:r>
-    </w:p>
-    <w:p>
-      <w:pPr>
-        <w:pStyle w:val="ListParagraph"/>
-        <w:numPr>
-          <w:ilvl w:val="0"/>
-          <w:numId w:val="1"/>
-        </w:numPr>
-        <w:spacing w:after="60"/>
-      </w:pPr>
-      <w:r>
-        <w:rPr>
-          <w:sz w:val="22"/>
-          <w:szCs w:val="22"/>
-        </w:rPr>
-        <w:t xml:space="preserve">Asterisked elements (hjk) have document evidence as required.</w:t>
-      </w:r>
-    </w:p>
-    <w:p>
-      <w:pPr>
-        <w:pStyle w:val="ListParagraph"/>
-        <w:numPr>
-          <w:ilvl w:val="0"/>
-          <w:numId w:val="1"/>
-        </w:numPr>
-        <w:spacing w:after="60"/>
-      </w:pPr>
-      <w:r>
-        <w:rPr>
-          <w:sz w:val="22"/>
-          <w:szCs w:val="22"/>
-        </w:rPr>
-        <w:t xml:space="preserve">CORE elements (dh) show no critical gaps in the sample.</w:t>
-      </w:r>
-    </w:p>
-    <w:p>
-      <w:pPr>
-        <w:pStyle w:val="ListParagraph"/>
-        <w:numPr>
-          <w:ilvl w:val="0"/>
-          <w:numId w:val="1"/>
-        </w:numPr>
-        <w:spacing w:after="60"/>
-      </w:pPr>
-      <w:r>
-        <w:rPr>
-          <w:sz w:val="22"/>
-          <w:szCs w:val="22"/>
-        </w:rPr>
         <w:t xml:space="preserve">Stop-work events (if any) are logged with outcome.</w:t>
+      </w:r>
+    </w:p>
+    <w:p>
+      <w:pPr>
+        <w:spacing w:after="140"/>
+      </w:pPr>
+      <w:r>
+        <w:rPr>
+          <w:sz w:val="22"/>
+          <w:szCs w:val="22"/>
+        </w:rPr>
+        <w:t xml:space="preserve">Root-cause analysis is required when a gap found in this audit remains open beyond «90 days».</w:t>
       </w:r>
     </w:p>
     <w:p>
@@ -3968,7 +3953,7 @@
           <w:sz w:val="22"/>
           <w:szCs w:val="22"/>
         </w:rPr>
-        <w:t xml:space="preserve">Records showing MOM.7.a was followed for sampled patients/cases.</w:t>
+        <w:t xml:space="preserve">Authorised-administration-personnel list held by the Nursing Superintendent and Medical Superintendent.</w:t>
       </w:r>
     </w:p>
     <w:p>
@@ -3985,7 +3970,7 @@
           <w:sz w:val="22"/>
           <w:szCs w:val="22"/>
         </w:rPr>
-        <w:t xml:space="preserve">Written guidance / protocol referenced for this element (where required).</w:t>
+        <w:t xml:space="preserve">Documented-supervision record for student administration.</w:t>
       </w:r>
     </w:p>
     <w:p>
@@ -4002,7 +3987,7 @@
           <w:sz w:val="22"/>
           <w:szCs w:val="22"/>
         </w:rPr>
-        <w:t xml:space="preserve">Audit sample notes for MOM.7.a reviewed «quarterly».</w:t>
+        <w:t xml:space="preserve">Confirmation no unlisted person administered a drug.</w:t>
       </w:r>
     </w:p>
     <w:p>
@@ -4028,7 +4013,7 @@
           <w:sz w:val="22"/>
           <w:szCs w:val="22"/>
         </w:rPr>
-        <w:t xml:space="preserve">Records showing MOM.7.b was followed for sampled patients/cases.</w:t>
+        <w:t xml:space="preserve">Prepared-medication labelling record — drug, strength, patient, route, time prepared — before a second drug preparation.</w:t>
       </w:r>
     </w:p>
     <w:p>
@@ -4045,7 +4030,7 @@
           <w:sz w:val="22"/>
           <w:szCs w:val="22"/>
         </w:rPr>
-        <w:t xml:space="preserve">Written guidance / protocol referenced for this element (where required).</w:t>
+        <w:t xml:space="preserve">Observation record confirming no two unlabelled syringes on one tray.</w:t>
       </w:r>
     </w:p>
     <w:p>
@@ -4062,7 +4047,7 @@
           <w:sz w:val="22"/>
           <w:szCs w:val="22"/>
         </w:rPr>
-        <w:t xml:space="preserve">Audit sample notes for MOM.7.b reviewed «quarterly».</w:t>
+        <w:t xml:space="preserve">Applicability record across OT, ICU, emergency and wards.</w:t>
       </w:r>
     </w:p>
     <w:p>
@@ -4088,7 +4073,7 @@
           <w:sz w:val="22"/>
           <w:szCs w:val="22"/>
         </w:rPr>
-        <w:t xml:space="preserve">Records showing MOM.7.c was followed for sampled patients/cases.</w:t>
+        <w:t xml:space="preserve">Patient-identification record using at least two identifiers immediately before administration.</w:t>
       </w:r>
     </w:p>
     <w:p>
@@ -4105,7 +4090,7 @@
           <w:sz w:val="22"/>
           <w:szCs w:val="22"/>
         </w:rPr>
-        <w:t xml:space="preserve">Written guidance / protocol referenced for this element (where required).</w:t>
+        <w:t xml:space="preserve">Confirmation identification was not based on bed number or attendant statement alone.</w:t>
       </w:r>
     </w:p>
     <w:p>
@@ -4122,7 +4107,7 @@
           <w:sz w:val="22"/>
           <w:szCs w:val="22"/>
         </w:rPr>
-        <w:t xml:space="preserve">Audit sample notes for MOM.7.c reviewed «quarterly».</w:t>
+        <w:t xml:space="preserve">Stopped-administration record where identity could not be confirmed.</w:t>
       </w:r>
     </w:p>
     <w:p>
@@ -4148,7 +4133,7 @@
           <w:sz w:val="22"/>
           <w:szCs w:val="22"/>
         </w:rPr>
-        <w:t xml:space="preserve">Records showing MOM.7.d was followed for sampled patients/cases.</w:t>
+        <w:t xml:space="preserve">Medication-verification-against-order record before administration.</w:t>
       </w:r>
     </w:p>
     <w:p>
@@ -4165,7 +4150,7 @@
           <w:sz w:val="22"/>
           <w:szCs w:val="22"/>
         </w:rPr>
-        <w:t xml:space="preserve">Written guidance / protocol referenced for this element (where required).</w:t>
+        <w:t xml:space="preserve">Physical-inspection record — clarity, integrity, expiry, formulation.</w:t>
       </w:r>
     </w:p>
     <w:p>
@@ -4182,7 +4167,16 @@
           <w:sz w:val="22"/>
           <w:szCs w:val="22"/>
         </w:rPr>
-        <w:t xml:space="preserve">Audit sample notes for MOM.7.d reviewed «quarterly».</w:t>
+        <w:t xml:space="preserve">Stopped-administration record for a mismatch or defect found.</w:t>
+      </w:r>
+    </w:p>
+    <w:p>
+      <w:pPr>
+        <w:pStyle w:val="Heading2"/>
+        <w:spacing w:after="100" w:before="220"/>
+      </w:pPr>
+      <w:r>
+        <w:t xml:space="preserve">MOM.7.e — Strength is verified from the order before administration.</w:t>
       </w:r>
     </w:p>
     <w:p>
@@ -4199,16 +4193,7 @@
           <w:sz w:val="22"/>
           <w:szCs w:val="22"/>
         </w:rPr>
-        <w:t xml:space="preserve">CORE-element sample with no critical gaps in the quarter under review.</w:t>
-      </w:r>
-    </w:p>
-    <w:p>
-      <w:pPr>
-        <w:pStyle w:val="Heading2"/>
-        <w:spacing w:after="100" w:before="220"/>
-      </w:pPr>
-      <w:r>
-        <w:t xml:space="preserve">MOM.7.e — Strength is verified from the order before administration.</w:t>
+        <w:t xml:space="preserve">Strength/dose verification-from-order record, including calculation check for weight-based or infusion doses.</w:t>
       </w:r>
     </w:p>
     <w:p>
@@ -4225,7 +4210,7 @@
           <w:sz w:val="22"/>
           <w:szCs w:val="22"/>
         </w:rPr>
-        <w:t xml:space="preserve">Records showing MOM.7.e was followed for sampled patients/cases.</w:t>
+        <w:t xml:space="preserve">Second-check record for high-risk medications.</w:t>
       </w:r>
     </w:p>
     <w:p>
@@ -4242,7 +4227,16 @@
           <w:sz w:val="22"/>
           <w:szCs w:val="22"/>
         </w:rPr>
-        <w:t xml:space="preserve">Written guidance / protocol referenced for this element (where required).</w:t>
+        <w:t xml:space="preserve">Confirmation no bedside conversion occurred outside a documented pharmacy-prepared change.</w:t>
+      </w:r>
+    </w:p>
+    <w:p>
+      <w:pPr>
+        <w:pStyle w:val="Heading2"/>
+        <w:spacing w:after="100" w:before="220"/>
+      </w:pPr>
+      <w:r>
+        <w:t xml:space="preserve">MOM.7.f — The route is verified from the order before administration.</w:t>
       </w:r>
     </w:p>
     <w:p>
@@ -4259,16 +4253,7 @@
           <w:sz w:val="22"/>
           <w:szCs w:val="22"/>
         </w:rPr>
-        <w:t xml:space="preserve">Audit sample notes for MOM.7.e reviewed «quarterly».</w:t>
-      </w:r>
-    </w:p>
-    <w:p>
-      <w:pPr>
-        <w:pStyle w:val="Heading2"/>
-        <w:spacing w:after="100" w:before="220"/>
-      </w:pPr>
-      <w:r>
-        <w:t xml:space="preserve">MOM.7.f — The route is verified from the order before administration.</w:t>
+        <w:t xml:space="preserve">Route-verification-from-order record before administration.</w:t>
       </w:r>
     </w:p>
     <w:p>
@@ -4285,7 +4270,7 @@
           <w:sz w:val="22"/>
           <w:szCs w:val="22"/>
         </w:rPr>
-        <w:t xml:space="preserve">Records showing MOM.7.f was followed for sampled patients/cases.</w:t>
+        <w:t xml:space="preserve">Confirmation oral products were not given intravenously.</w:t>
       </w:r>
     </w:p>
     <w:p>
@@ -4302,7 +4287,16 @@
           <w:sz w:val="22"/>
           <w:szCs w:val="22"/>
         </w:rPr>
-        <w:t xml:space="preserve">Written guidance / protocol referenced for this element (where required).</w:t>
+        <w:t xml:space="preserve">Stopped-administration record for a route mismatch.</w:t>
+      </w:r>
+    </w:p>
+    <w:p>
+      <w:pPr>
+        <w:pStyle w:val="Heading2"/>
+        <w:spacing w:after="100" w:before="220"/>
+      </w:pPr>
+      <w:r>
+        <w:t xml:space="preserve">MOM.7.g — Timing is verified from the order before administration.</w:t>
       </w:r>
     </w:p>
     <w:p>
@@ -4319,16 +4313,7 @@
           <w:sz w:val="22"/>
           <w:szCs w:val="22"/>
         </w:rPr>
-        <w:t xml:space="preserve">Audit sample notes for MOM.7.f reviewed «quarterly».</w:t>
-      </w:r>
-    </w:p>
-    <w:p>
-      <w:pPr>
-        <w:pStyle w:val="Heading2"/>
-        <w:spacing w:after="100" w:before="220"/>
-      </w:pPr>
-      <w:r>
-        <w:t xml:space="preserve">MOM.7.g — Timing is verified from the order before administration.</w:t>
+        <w:t xml:space="preserve">Timing-verification-from-order record — scheduled time, interval, hold instructions.</w:t>
       </w:r>
     </w:p>
     <w:p>
@@ -4345,7 +4330,7 @@
           <w:sz w:val="22"/>
           <w:szCs w:val="22"/>
         </w:rPr>
-        <w:t xml:space="preserve">Records showing MOM.7.g was followed for sampled patients/cases.</w:t>
+        <w:t xml:space="preserve">Prescriber-review record for a dose given outside the allowed window, except documented emergency use.</w:t>
       </w:r>
     </w:p>
     <w:p>
@@ -4362,7 +4347,16 @@
           <w:sz w:val="22"/>
           <w:szCs w:val="22"/>
         </w:rPr>
-        <w:t xml:space="preserve">Written guidance / protocol referenced for this element (where required).</w:t>
+        <w:t xml:space="preserve">Administration-time entry on the medication chart.</w:t>
+      </w:r>
+    </w:p>
+    <w:p>
+      <w:pPr>
+        <w:pStyle w:val="Heading2"/>
+        <w:spacing w:after="100" w:before="220"/>
+      </w:pPr>
+      <w:r>
+        <w:t xml:space="preserve">MOM.7.h — Measures to avoid catheter and tubing mis-connections during medication administration are implemented.</w:t>
       </w:r>
     </w:p>
     <w:p>
@@ -4379,16 +4373,7 @@
           <w:sz w:val="22"/>
           <w:szCs w:val="22"/>
         </w:rPr>
-        <w:t xml:space="preserve">Audit sample notes for MOM.7.g reviewed «quarterly».</w:t>
-      </w:r>
-    </w:p>
-    <w:p>
-      <w:pPr>
-        <w:pStyle w:val="Heading2"/>
-        <w:spacing w:after="100" w:before="220"/>
-      </w:pPr>
-      <w:r>
-        <w:t xml:space="preserve">MOM.7.h — Measures to avoid catheter and tubing mis-connections during medication administration are implemented.</w:t>
+        <w:t xml:space="preserve">Line-tracing record from patient to source before injecting or infusing into a catheter or tubing.</w:t>
       </w:r>
     </w:p>
     <w:p>
@@ -4405,7 +4390,7 @@
           <w:sz w:val="22"/>
           <w:szCs w:val="22"/>
         </w:rPr>
-        <w:t xml:space="preserve">Records showing MOM.7.h was followed for sampled patients/cases.</w:t>
+        <w:t xml:space="preserve">Line-labelling record where more than one lumen or device is in use.</w:t>
       </w:r>
     </w:p>
     <w:p>
@@ -4422,7 +4407,16 @@
           <w:sz w:val="22"/>
           <w:szCs w:val="22"/>
         </w:rPr>
-        <w:t xml:space="preserve">Written guidance / protocol referenced for this element (where required).</w:t>
+        <w:t xml:space="preserve">Training record for ICU, OT, emergency and ward staff on catheter/tubing mis-connection prevention.</w:t>
+      </w:r>
+    </w:p>
+    <w:p>
+      <w:pPr>
+        <w:pStyle w:val="Heading2"/>
+        <w:spacing w:after="100" w:before="220"/>
+      </w:pPr>
+      <w:r>
+        <w:t xml:space="preserve">MOM.7.i — Medication administration is documented.</w:t>
       </w:r>
     </w:p>
     <w:p>
@@ -4439,7 +4433,7 @@
           <w:sz w:val="22"/>
           <w:szCs w:val="22"/>
         </w:rPr>
-        <w:t xml:space="preserve">Audit sample notes for MOM.7.h reviewed «quarterly».</w:t>
+        <w:t xml:space="preserve">Medication-chart documentation record at time of giving — drug, dose, route, time, administrator identifier.</w:t>
       </w:r>
     </w:p>
     <w:p>
@@ -4456,7 +4450,7 @@
           <w:sz w:val="22"/>
           <w:szCs w:val="22"/>
         </w:rPr>
-        <w:t xml:space="preserve">Documented evidence specifically required by the asterisked objective element.</w:t>
+        <w:t xml:space="preserve">Omitted or held-dose record with reason.</w:t>
       </w:r>
     </w:p>
     <w:p>
@@ -4473,7 +4467,7 @@
           <w:sz w:val="22"/>
           <w:szCs w:val="22"/>
         </w:rPr>
-        <w:t xml:space="preserve">CORE-element sample with no critical gaps in the quarter under review.</w:t>
+        <w:t xml:space="preserve">Confirmation documentation was not left to end of shift.</w:t>
       </w:r>
     </w:p>
     <w:p>
@@ -4482,7 +4476,7 @@
         <w:spacing w:after="100" w:before="220"/>
       </w:pPr>
       <w:r>
-        <w:t xml:space="preserve">MOM.7.i — Medication administration is documented.</w:t>
+        <w:t xml:space="preserve">MOM.7.j — Measures to govern patient's self-administration of medications are implemented.</w:t>
       </w:r>
     </w:p>
     <w:p>
@@ -4499,7 +4493,7 @@
           <w:sz w:val="22"/>
           <w:szCs w:val="22"/>
         </w:rPr>
-        <w:t xml:space="preserve">Records showing MOM.7.i was followed for sampled patients/cases.</w:t>
+        <w:t xml:space="preserve">Written self-administration measures naming which drugs, bedside storage and nursing-recording method.</w:t>
       </w:r>
     </w:p>
     <w:p>
@@ -4516,7 +4510,7 @@
           <w:sz w:val="22"/>
           <w:szCs w:val="22"/>
         </w:rPr>
-        <w:t xml:space="preserve">Written guidance / protocol referenced for this element (where required).</w:t>
+        <w:t xml:space="preserve">DTC or treating-team decision record on when self-administration is allowed.</w:t>
       </w:r>
     </w:p>
     <w:p>
@@ -4533,7 +4527,7 @@
           <w:sz w:val="22"/>
           <w:szCs w:val="22"/>
         </w:rPr>
-        <w:t xml:space="preserve">Audit sample notes for MOM.7.i reviewed «quarterly».</w:t>
+        <w:t xml:space="preserve">Confirmation no uncontrolled bedside hoarding of hospital stock occurred.</w:t>
       </w:r>
     </w:p>
     <w:p>
@@ -4542,7 +4536,7 @@
         <w:spacing w:after="100" w:before="220"/>
       </w:pPr>
       <w:r>
-        <w:t xml:space="preserve">MOM.7.j — Measures to govern patient's self-administration of medications are implemented.</w:t>
+        <w:t xml:space="preserve">MOM.7.k — Measures to govern patient's medications brought from outside the organisation shall be implemented.</w:t>
       </w:r>
     </w:p>
     <w:p>
@@ -4559,7 +4553,7 @@
           <w:sz w:val="22"/>
           <w:szCs w:val="22"/>
         </w:rPr>
-        <w:t xml:space="preserve">Records showing MOM.7.j was followed for sampled patients/cases.</w:t>
+        <w:t xml:space="preserve">Declared-outside-medication record at admission.</w:t>
       </w:r>
     </w:p>
     <w:p>
@@ -4576,7 +4570,7 @@
           <w:sz w:val="22"/>
           <w:szCs w:val="22"/>
         </w:rPr>
-        <w:t xml:space="preserve">Written guidance / protocol referenced for this element (where required).</w:t>
+        <w:t xml:space="preserve">Pharmacy or treating-doctor identification record for the brought-in medication.</w:t>
       </w:r>
     </w:p>
     <w:p>
@@ -4593,101 +4587,7 @@
           <w:sz w:val="22"/>
           <w:szCs w:val="22"/>
         </w:rPr>
-        <w:t xml:space="preserve">Audit sample notes for MOM.7.j reviewed «quarterly».</w:t>
-      </w:r>
-    </w:p>
-    <w:p>
-      <w:pPr>
-        <w:pStyle w:val="ListParagraph"/>
-        <w:numPr>
-          <w:ilvl w:val="0"/>
-          <w:numId w:val="1"/>
-        </w:numPr>
-        <w:spacing w:after="60"/>
-      </w:pPr>
-      <w:r>
-        <w:rPr>
-          <w:sz w:val="22"/>
-          <w:szCs w:val="22"/>
-        </w:rPr>
-        <w:t xml:space="preserve">Documented evidence specifically required by the asterisked objective element.</w:t>
-      </w:r>
-    </w:p>
-    <w:p>
-      <w:pPr>
-        <w:pStyle w:val="Heading2"/>
-        <w:spacing w:after="100" w:before="220"/>
-      </w:pPr>
-      <w:r>
-        <w:t xml:space="preserve">MOM.7.k — Measures to govern patient's medications brought from outside the organisation shall be implemented.</w:t>
-      </w:r>
-    </w:p>
-    <w:p>
-      <w:pPr>
-        <w:pStyle w:val="ListParagraph"/>
-        <w:numPr>
-          <w:ilvl w:val="0"/>
-          <w:numId w:val="1"/>
-        </w:numPr>
-        <w:spacing w:after="60"/>
-      </w:pPr>
-      <w:r>
-        <w:rPr>
-          <w:sz w:val="22"/>
-          <w:szCs w:val="22"/>
-        </w:rPr>
-        <w:t xml:space="preserve">Records showing MOM.7.k was followed for sampled patients/cases.</w:t>
-      </w:r>
-    </w:p>
-    <w:p>
-      <w:pPr>
-        <w:pStyle w:val="ListParagraph"/>
-        <w:numPr>
-          <w:ilvl w:val="0"/>
-          <w:numId w:val="1"/>
-        </w:numPr>
-        <w:spacing w:after="60"/>
-      </w:pPr>
-      <w:r>
-        <w:rPr>
-          <w:sz w:val="22"/>
-          <w:szCs w:val="22"/>
-        </w:rPr>
-        <w:t xml:space="preserve">Written guidance / protocol referenced for this element (where required).</w:t>
-      </w:r>
-    </w:p>
-    <w:p>
-      <w:pPr>
-        <w:pStyle w:val="ListParagraph"/>
-        <w:numPr>
-          <w:ilvl w:val="0"/>
-          <w:numId w:val="1"/>
-        </w:numPr>
-        <w:spacing w:after="60"/>
-      </w:pPr>
-      <w:r>
-        <w:rPr>
-          <w:sz w:val="22"/>
-          <w:szCs w:val="22"/>
-        </w:rPr>
-        <w:t xml:space="preserve">Audit sample notes for MOM.7.k reviewed «quarterly».</w:t>
-      </w:r>
-    </w:p>
-    <w:p>
-      <w:pPr>
-        <w:pStyle w:val="ListParagraph"/>
-        <w:numPr>
-          <w:ilvl w:val="0"/>
-          <w:numId w:val="1"/>
-        </w:numPr>
-        <w:spacing w:after="60"/>
-      </w:pPr>
-      <w:r>
-        <w:rPr>
-          <w:sz w:val="22"/>
-          <w:szCs w:val="22"/>
-        </w:rPr>
-        <w:t xml:space="preserve">Documented evidence specifically required by the asterisked objective element.</w:t>
+        <w:t xml:space="preserve">Patient's-own-medicines documentation — labelled, stored securely, charted — or sent-home record.</w:t>
       </w:r>
     </w:p>
     <w:p>

--- a/policies/build/masters_hco/HCO.MOM.7_v2_master.docx
+++ b/policies/build/masters_hco/HCO.MOM.7_v2_master.docx
@@ -692,7 +692,7 @@
           <w:sz w:val="22"/>
           <w:szCs w:val="22"/>
         </w:rPr>
-        <w:t xml:space="preserve">It covers objective elements MOM.7.a–k (11 elements).</w:t>
+        <w:t xml:space="preserve">This policy covers all 11 requirements under this standard, listed in detail below.</w:t>
       </w:r>
     </w:p>
     <w:p>
@@ -716,7 +716,7 @@
           <w:sz w:val="22"/>
           <w:szCs w:val="22"/>
         </w:rPr>
-        <w:t xml:space="preserve">This policy owns MOM.7. Related AAC, COP, PRE, IPC/HIC and HRM duties stay with those policies — cross-reference only. Other MOM standards stay with their own policies.</w:t>
+        <w:t xml:space="preserve">This policy covers safe administration of medications specifically. Related duties — like patient assessment, clinical care, patient rights, infection control, or staffing — are covered in the hospital's other policies, not repeated here. Other MOM standards stay with their own policies.</w:t>
       </w:r>
     </w:p>
     <w:p>
@@ -761,19 +761,19 @@
           <w:sz w:val="22"/>
           <w:szCs w:val="22"/>
         </w:rPr>
-        <w:t xml:space="preserve">It covers 11 objective elements (MOM.7.a, MOM.7.b, MOM.7.c, MOM.7.d, MOM.7.e, MOM.7.f, MOM.7.g, MOM.7.h, MOM.7.i, MOM.7.j, MOM.7.k).</w:t>
-      </w:r>
-    </w:p>
-    <w:p>
-      <w:pPr>
-        <w:spacing w:after="140"/>
-      </w:pPr>
-      <w:r>
-        <w:rPr>
-          <w:sz w:val="22"/>
-          <w:szCs w:val="22"/>
-        </w:rPr>
-        <w:t xml:space="preserve">Boundaries: do not overwrite HCO AAC or COP policies. Spell out abbreviations on first use in training materials. OE counts/levels/asterisks stay with the official portal Standards PDF. Method notes come from the Guidebook Interpretation paragraphs (scanned PDF md5 2c4489ee98de4ae9b49cba168ea9f42a).</w:t>
+        <w:t xml:space="preserve">This policy covers all 11 requirements under this standard, listed in detail below.</w:t>
+      </w:r>
+    </w:p>
+    <w:p>
+      <w:pPr>
+        <w:spacing w:after="140"/>
+      </w:pPr>
+      <w:r>
+        <w:rPr>
+          <w:sz w:val="22"/>
+          <w:szCs w:val="22"/>
+        </w:rPr>
+        <w:t xml:space="preserve">This policy covers safe administration of medications specifically. Related duties — like patient assessment, clinical care, patient rights, infection control, or staffing — are covered in the hospital's other policies, not repeated here. Spell out abbreviations on first use in training materials. OE counts/levels/asterisks stay with the official portal Standards PDF. Method notes come from the Guidebook Interpretation paragraphs (scanned PDF md5 2c4489ee98de4ae9b49cba168ea9f42a).</w:t>
       </w:r>
     </w:p>
     <w:p>
